--- a/zaini_case_audit_output/outputs/word/documents/007_تقرير بشأن استلام أصل عقد بيع حصص شركة أحمد زيني التجارية 16-07-1446.pdf.docx
+++ b/zaini_case_audit_output/outputs/word/documents/007_تقرير بشأن استلام أصل عقد بيع حصص شركة أحمد زيني التجارية 16-07-1446.pdf.docx
@@ -51,6 +51,20 @@
           <w:i/>
         </w:rPr>
         <w:t>[مخرج آلي / Script Output - سماوي]  [مخرج آلي يحتاج مراجعة بشرية - وردي]</w:t>
+      </w:r>
+    </w:p>
+    <w:p>
+      <w:pPr>
+        <w:jc w:val="right"/>
+        <w:bidi/>
+      </w:pPr>
+      <w:r>
+        <w:rPr>
+          <w:b w:val="0"/>
+          <w:i/>
+          <w:color w:val="C00000"/>
+        </w:rPr>
+        <w:t>[نص ممسوح OCR صُحِّح ترتيبه آلياً — قد يحتوي أخطاء طفيفة]</w:t>
       </w:r>
     </w:p>
     <w:p/>
@@ -142,7 +156,7 @@
           <w:b w:val="0"/>
           <w:i w:val="0"/>
         </w:rPr>
-        <w:t>بريد الكتروني : Lfalijeddah@hejallanlaw.com الموقع : Web: www.hajailanlaw.com المملكة العربية السعودية</w:t>
+        <w:t>ةيدوعسلا ةيبرعلا ةكلمملا www.hajailanlaw.com Web: : عقوملا Lfalijeddah@hejallanlaw.com : ينورتكلا ديرب</w:t>
       </w:r>
     </w:p>
     <w:p>
@@ -155,7 +169,7 @@
           <w:b w:val="0"/>
           <w:i w:val="0"/>
         </w:rPr>
-        <w:t>: الخميس ١٤٤٦/٠٧/١٦هـ الموافق ٢٠٢٥/٠١/١٦م : المحكمة التجارية بجدة - الدائرة (۱)</w:t>
+        <w:t>(۱) ةرئادلا - ةدجب ةيراجتلا ةمكحملا : م٢٠٢٥/٠١/١٦ قفاوملا ـه١٤٤٦/٠٧/١٦ سيمخلا :</w:t>
       </w:r>
     </w:p>
     <w:p>
@@ -194,7 +208,7 @@
           <w:b w:val="0"/>
           <w:i w:val="0"/>
         </w:rPr>
-        <w:t>الجهة</w:t>
+        <w:t>ةهجلا</w:t>
       </w:r>
     </w:p>
     <w:p>
@@ -220,7 +234,7 @@
           <w:b w:val="0"/>
           <w:i w:val="0"/>
         </w:rPr>
-        <w:t>المحامي</w:t>
+        <w:t>يماحملا</w:t>
       </w:r>
     </w:p>
     <w:p>
@@ -233,7 +247,7 @@
           <w:b w:val="0"/>
           <w:i w:val="0"/>
         </w:rPr>
-        <w:t>: سطام آل الشيخ</w:t>
+        <w:t>خيشلا لآ ماطس :</w:t>
       </w:r>
     </w:p>
     <w:p>
@@ -259,7 +273,7 @@
           <w:b w:val="0"/>
           <w:i w:val="0"/>
         </w:rPr>
-        <w:t>بالإشارة إلى القضية المنوه عنها بعاليه، نفيدكم بأنه تمت مراجعة المحكمة التجارية بجدة الدائرة الأولى وذلك لإستلام أصل عقد بيع حصص شركة أحمد زيني التجارية وذلك بعد التواصل مع الدائرة القضائية عبر البريد الالكتروني.</w:t>
+        <w:t>.ينورتكلالا ديربلا ربع ةيئاضقلا ةرئادلا عم لصاوتلا دعب كلذو ةيراجتلا ينيز دمحأ ةكرش صصح عيب دقع لصأ مالتسإل كلذو ىلوألا ةرئادلا ةدجب ةيراجتلا ةمكحملا ةعجارم تمت هنأب مكديفن ،هيلاعب اهنع هونملا ةيضقلا ىلإ ةراشإلاب</w:t>
       </w:r>
     </w:p>
     <w:p>
@@ -298,7 +312,7 @@
           <w:b w:val="0"/>
           <w:i w:val="0"/>
         </w:rPr>
-        <w:t>المحامي/ سطام آل الشيخ</w:t>
+        <w:t>خيشلا لآ ماطس /يماحملا</w:t>
       </w:r>
     </w:p>
     <w:p>
@@ -311,7 +325,7 @@
           <w:b w:val="0"/>
           <w:i w:val="0"/>
         </w:rPr>
-        <w:t>المركز الرئيسي : ص.ب ١٤٥٤ الرياض ۱۱٤۳۱ هاتف: ۱۷۹۲۲۰۰-۰۱۱ فاکس : ۱۷۹۱۷۱۷-۰۱۱ بريد إلكتروني : Lfshriyadh@hejailanlaw.com الخبر: ص.ب ٤٠٥ الخبر ٣١٩٥٢ هاتف: ٨٦٨٧٢٦٦-٠١٣ فاكس: ۸۶۸۷۲٥٥-۰۱۳ بريد إلكتروني: Lfshalkhobar@hejailanlaw.com</w:t>
+        <w:t>Lfshalkhobar@hejailanlaw.com :ينورتكلإ ديرب ۳۱۰٥٥-۲۷۸۶۸ :سكاف ٨٦٨٧٢٦٦-٠١٣ :فتاه ٣١٩٥٢ ربخلا ٤٠٥ ب.ص :ربخلا Lfshriyadh@hejailanlaw.com : ينورتكلإ ديرب ۱۱۰-۷۱۷۱۹۷۱ : سکاف ۱۱۰-۰۰۲۲۹۷۱ :فتاه ۱۳٤۱۱ ضايرلا ١٤٥٤ ب.ص : يسيئرلا زكرملا</w:t>
       </w:r>
     </w:p>
     <w:p>
@@ -389,7 +403,7 @@
           <w:b w:val="0"/>
           <w:i w:val="0"/>
         </w:rPr>
-        <w:t>الطرف الثاني / أسامه أحمد زيني</w:t>
+        <w:t>ينيز دمحأ هماسأ / يناثلا فرطلا</w:t>
       </w:r>
     </w:p>
     <w:p>
@@ -441,7 +455,7 @@
           <w:b w:val="0"/>
           <w:i w:val="0"/>
         </w:rPr>
-        <w:t>النشاط ومتابعتها : تجاري أو صناعي أو زراعي حيوانية بالشركة القابضة . ب- تأسيس شركات ذات مسؤولية محدودة للشركة القابضة المذكورة أعلاه وتأسيس إداراتها ومتابعتها .</w:t>
+        <w:t>. اهتعباتمو اهتارادإ سيسأتو هالعأ ةروكذملا ةضباقلا ةكرشلل ةدودحم ةيلوؤسم تاذ تاكرش سيسأت -ب . ةضباقلا ةكرشلاب ةيناويح يعارز وأ يعانص وأ يراجت : اهتعباتمو طاشنلا</w:t>
       </w:r>
     </w:p>
     <w:p>
@@ -480,7 +494,7 @@
           <w:b w:val="0"/>
           <w:i w:val="0"/>
         </w:rPr>
-        <w:t>ثانيا : ما يخص شركة أحمد زيني وأولاده وشركة أحمد زيني التجارية : قام الطرف الثني بتأسيس هذه الشركات وتحديد وتحقيق أهدافها والتمويل اللازم لهل والقيام بمشاريع عقارية وإنشاء أسواق تجارية وشراء شركات كانت تعمل تحت مظلة شركة آبار وزيني . ثالثا : قام الطرف الثاني بأعمال خاصة كلفة بها الطرف الأول والمتمثلة في : -1- إنشاء المجمع السكني للعائلة والإشراف على تمويله والإشراف على السكن الخاص للطرف الأول بالكامل</w:t>
+        <w:t>لماكلاب لوألا فرطلل صاخلا نكسلا ىلع فارشإلاو هليومت ىلع فارشإلاو ةلئاعلل ينكسلا عمجملا ءاشنإ -1- : يف ةلثمتملاو لوألا فرطلا اهب ةفلك ةصاخ لامعأب يناثلا فرطلا ماق : اثلاث . ينيزو رابآ ةكرش ةلظم تحت لمعت تناك تاكرش ءارشو ةيراجت قاوسأ ءاشنإو ةيراقع عيراشمب مايقلاو لهل مزاللا ليومتلاو اهفادهأ قيقحتو ديدحتو تاكرشلا هذه سيسأتب ينثلا فرطلا ماق : ةيراجتلا ينيز دمحأ ةكرشو هدالوأو ينيز دمحأ ةكرش صخي ام : ايناث</w:t>
       </w:r>
     </w:p>
     <w:p>
@@ -493,7 +507,7 @@
           <w:b w:val="0"/>
           <w:i w:val="0"/>
         </w:rPr>
-        <w:t>2- إدارة المحافظة المالية والإشراف عليها وتحصيل الناتج عنها .</w:t>
+        <w:t>. اهنع جتانلا ليصحتو اهيلع فارشإلاو ةيلاملا ةظفاحملا ةرادإ 2-</w:t>
       </w:r>
     </w:p>
     <w:p>
@@ -545,7 +559,7 @@
           <w:b w:val="0"/>
           <w:i w:val="0"/>
         </w:rPr>
-        <w:t>إشراف المباشر على جميع احتياجات الأسرة وأي تكليف مباشر بخصوصها</w:t>
+        <w:t>اهصوصخب رشابم فيلكت يأو ةرسألا تاجايتحا عيمج ىلع رشابملا فارشإ</w:t>
       </w:r>
     </w:p>
     <w:p>
@@ -558,7 +572,7 @@
           <w:b w:val="0"/>
           <w:i w:val="0"/>
         </w:rPr>
-        <w:t>4- الإشراف المباشر على المشاريع العقارية سواء المساهمات أو المشاركات . -5- تأسيس شركات مدخولة في استثمارات وتعاقدات . إدارة المحافظة الاستثمارية في البنوك أو الشركات . وحيث أن الطرف الثاني لم يتقاضى نظير ذلك وما يقابله طيلة السنوات المشار إليها ولم يستلم مستحقاته بصفته شريك ومدير عاماً للشركات ولما يقوم به الطرف الثاني من الأعمال المشار إليها في التمهيد وحفاظاً على هذه الشركة وعلاقاتها في الداخل والخارج فقد اتفق الطرفان وهما بكامل الأهلية المعتبرة على</w:t>
+        <w:t>ىلع ةربتعملا ةيلهألا لماكب امهو نافرطلا قفتا دقف جراخلاو لخادلا يف اهتاقالعو ةكرشلا هذه ىلع ًاظافحو ديهمتلا يف اهيلإ راشملا لامعألا نم يناثلا فرطلا هب موقي املو تاكرشلل ًاماع ريدمو كيرش هتفصب هتاقحتسم ملتسي ملو اهيلإ راشملا تاونسلا ةليط هلباقي امو كلذ ريظن ىضاقتي مل يناثلا فرطلا نأ ثيحو . تاكرشلا وأ كونبلا يف ةيرامثتسالا ةظفاحملا ةرادإ . تادقاعتو تارامثتسا يف ةلوخدم تاكرش سيسأت -5- . تاكراشملا وأ تامهاسملا ءاوس ةيراقعلا عيراشملا ىلع رشابملا فارشإلا 4-</w:t>
       </w:r>
     </w:p>
     <w:p>
@@ -610,7 +624,7 @@
           <w:b w:val="0"/>
           <w:i w:val="0"/>
         </w:rPr>
-        <w:t>ريال وتم خصم هذا المبلغ من قيمة الحصص المشاره في البند الأول . رابعاً: يقوم الطرف الثاني بتسديد المبلغ المتبقي على طريقة الأقساط لمدة عشر سنوات بواقع مليونين ريال لكل سنة تدفع بداية كل سنة هجرية.</w:t>
+        <w:t>.ةيرجه ةنس لك ةيادب عفدت ةنس لكل لاير نينويلم عقاوب تاونس رشع ةدمل طاسقألا ةقيرط ىلع يقبتملا غلبملا ديدستب يناثلا فرطلا موقي :ًاعبار . لوألا دنبلا يف هراشملا صصحلا ةميق نم غلبملا اذه مصخ متو لاير</w:t>
       </w:r>
     </w:p>
     <w:p>
@@ -662,7 +676,7 @@
           <w:b w:val="0"/>
           <w:i w:val="0"/>
         </w:rPr>
-        <w:t>تاسعاً: يقوم الطرفان بإجراء ونقل كامل الحصص المشاره من ملكية الطرف الأول إلى ملكية الطرف الثاني واستكمال باقي الإجراءات النظامية لدى وزارة التجارة توثيق ذلك لدى كاتب العدل المختص .</w:t>
+        <w:t>. صتخملا لدعلا بتاك ىدل كلذ قيثوت ةراجتلا ةرازو ىدل ةيماظنلا تاءارجإلا يقاب لامكتساو يناثلا فرطلا ةيكلم ىلإ لوألا فرطلا ةيكلم نم هراشملا صصحلا لماك لقنو ءارجإب نافرطلا موقي :ًاعسات</w:t>
       </w:r>
     </w:p>
     <w:p>
@@ -688,7 +702,7 @@
           <w:b w:val="0"/>
           <w:i w:val="0"/>
         </w:rPr>
-        <w:t>والله خير الشاهدين ؛؛؛؛؛</w:t>
+        <w:t>؛؛؛؛؛ نيدهاشلا ريخ هللاو</w:t>
       </w:r>
     </w:p>
     <w:p>
@@ -701,7 +715,7 @@
           <w:b w:val="0"/>
           <w:i w:val="0"/>
         </w:rPr>
-        <w:t>الطرف الأول</w:t>
+        <w:t>لوألا فرطلا</w:t>
       </w:r>
     </w:p>
     <w:p>
@@ -792,7 +806,7 @@
           <w:b w:val="0"/>
           <w:i w:val="0"/>
         </w:rPr>
-        <w:t>الوصابي</w:t>
+        <w:t>يباصولا</w:t>
       </w:r>
     </w:p>
     <w:p>
@@ -844,7 +858,7 @@
           <w:b w:val="0"/>
           <w:i w:val="0"/>
         </w:rPr>
-        <w:t>الثاني</w:t>
+        <w:t>يناثلا</w:t>
       </w:r>
     </w:p>
     <w:p>
@@ -883,7 +897,7 @@
           <w:b w:val="0"/>
           <w:i w:val="0"/>
         </w:rPr>
-        <w:t>فصل فهد القثامي</w:t>
+        <w:t>يماثقلا دهف لصف</w:t>
       </w:r>
     </w:p>
     <w:p>
@@ -896,7 +910,7 @@
           <w:b w:val="0"/>
           <w:i w:val="0"/>
         </w:rPr>
-        <w:t>الدائرة التجارية الأولى بالمحكمة التجارية بجدة COMM-JED-COMM1@moj.gov.sa\&gt;</w:t>
+        <w:t>&lt;\COMM-JED-COMM1@moj.gov.sa ةدجب ةيراجتلا ةمكحملاب ىلوألا ةيراجتلا ةرئادلا</w:t>
       </w:r>
     </w:p>
     <w:p>
@@ -1052,7 +1066,7 @@
           <w:b w:val="0"/>
           <w:i w:val="0"/>
         </w:rPr>
-        <w:t>الهوية الوطنية والوكالة.</w:t>
+        <w:t>.ةلاكولاو ةينطولا ةيوهلا</w:t>
       </w:r>
     </w:p>
     <w:p>
@@ -1091,7 +1105,7 @@
           <w:b w:val="0"/>
           <w:i w:val="0"/>
         </w:rPr>
-        <w:t>تم الإرسال 05/رجب/1446 12:48:18</w:t>
+        <w:t>12:48:18 /1446بجر05/ لاسرإلا مت</w:t>
       </w:r>
     </w:p>
     <w:p>
@@ -1247,7 +1261,7 @@
           <w:b w:val="0"/>
           <w:i w:val="0"/>
         </w:rPr>
-        <w:t>المحامي/ ياسر المطيري</w:t>
+        <w:t>يريطملا رساي /يماحملا</w:t>
       </w:r>
     </w:p>
     <w:p>
